--- a/course/工程建模与科学计算可视化基础/2025/大纲/25JD21402-工程建模与科学计算可视化基础-课程教学大纲.docx
+++ b/course/工程建模与科学计算可视化基础/2025/大纲/25JD21402-工程建模与科学计算可视化基础-课程教学大纲.docx
@@ -914,7 +914,7 @@
                 <w:rFonts w:hint="eastAsia"/>
                 <w:color w:val="auto"/>
               </w:rPr>
-              <w:t>6</w:t>
+              <w:t>0</w:t>
             </w:r>
           </w:p>
         </w:tc>

--- a/course/工程建模与科学计算可视化基础/2025/大纲/25JD21402-工程建模与科学计算可视化基础-课程教学大纲.docx
+++ b/course/工程建模与科学计算可视化基础/2025/大纲/25JD21402-工程建模与科学计算可视化基础-课程教学大纲.docx
@@ -521,7 +521,7 @@
                 <w:bCs/>
                 <w:color w:val="auto"/>
               </w:rPr>
-              <w:t>3</w:t>
+              <w:t>2</w:t>
             </w:r>
           </w:p>
         </w:tc>
